--- a/task-1-presentation/Digital literacy.docx
+++ b/task-1-presentation/Digital literacy.docx
@@ -518,12 +518,6 @@
     <w:p>
       <w:pPr>
         <w:spacing w:line="360" w:lineRule="auto"/>
-        <w:rPr>
-          <w:rFonts w:ascii="Times New Roman" w:hAnsi="Times New Roman" w:cs="Times New Roman"/>
-          <w:sz w:val="52"/>
-          <w:szCs w:val="52"/>
-          <w:u w:val="thick"/>
-        </w:rPr>
       </w:pPr>
       <w:r>
         <w:rPr>
@@ -551,33 +545,8 @@
           <w:sz w:val="32"/>
           <w:szCs w:val="32"/>
         </w:rPr>
-        <w:t>One particularly interesting aspect was achieving a balance between visual appeal and informational density. Organizing multiple concepts without overcrowding the design required thoughtful spacing, consistent colo</w:t>
-      </w:r>
-      <w:r>
-        <w:rPr>
-          <w:rFonts w:ascii="Times New Roman" w:hAnsi="Times New Roman" w:cs="Times New Roman"/>
-          <w:sz w:val="32"/>
-          <w:szCs w:val="32"/>
-        </w:rPr>
-        <w:t>u</w:t>
-      </w:r>
-      <w:r>
-        <w:rPr>
-          <w:rFonts w:ascii="Times New Roman" w:hAnsi="Times New Roman" w:cs="Times New Roman"/>
-          <w:sz w:val="32"/>
-          <w:szCs w:val="32"/>
-        </w:rPr>
-        <w:t>r schemes, and appropriate icon selection. Maintaining a professional tone while keeping the content engaging was initially challenging but ultimately strengthened the clarity and impact of the final output.</w:t>
-      </w:r>
-    </w:p>
-    <w:p>
-      <w:pPr>
-        <w:rPr>
-          <w:rFonts w:ascii="Times New Roman" w:hAnsi="Times New Roman" w:cs="Times New Roman"/>
-          <w:sz w:val="96"/>
-          <w:szCs w:val="96"/>
-        </w:rPr>
-      </w:pPr>
+        <w:t>One particularly interesting aspect was achieving a balance between visual appeal and informational density. Organizing multiple concepts without overcrowding the design required thoughtful spacing, consistent colour schemes, and appropriate icon selection. Maintaining a professional tone while keeping the content engaging was initially challenging but ultimately strengthened the clarity and impact of the final output.</w:t>
+      </w:r>
     </w:p>
     <w:p/>
     <w:p/>
@@ -585,58 +554,6 @@
     <w:p/>
     <w:p/>
     <w:p/>
-    <w:p/>
-    <w:p/>
-    <w:p/>
-    <w:p/>
-    <w:p/>
-    <w:p>
-      <w:pPr>
-        <w:rPr>
-          <w:rFonts w:ascii="Bahnschrift SemiBold" w:hAnsi="Bahnschrift SemiBold" w:cs="Times New Roman"/>
-          <w:sz w:val="52"/>
-          <w:szCs w:val="52"/>
-          <w:u w:val="thick"/>
-        </w:rPr>
-      </w:pPr>
-      <w:r>
-        <w:rPr>
-          <w:rFonts w:ascii="Bahnschrift SemiBold" w:hAnsi="Bahnschrift SemiBold" w:cs="Times New Roman"/>
-          <w:sz w:val="52"/>
-          <w:szCs w:val="52"/>
-          <w:u w:val="thick"/>
-        </w:rPr>
-        <w:t>TASK</w:t>
-      </w:r>
-      <w:r>
-        <w:rPr>
-          <w:rFonts w:ascii="Bahnschrift SemiBold" w:hAnsi="Bahnschrift SemiBold" w:cs="Times New Roman"/>
-          <w:sz w:val="52"/>
-          <w:szCs w:val="52"/>
-          <w:u w:val="thick"/>
-        </w:rPr>
-        <w:t xml:space="preserve"> </w:t>
-      </w:r>
-      <w:r>
-        <w:rPr>
-          <w:rFonts w:ascii="Bahnschrift SemiBold" w:hAnsi="Bahnschrift SemiBold" w:cs="Times New Roman"/>
-          <w:sz w:val="52"/>
-          <w:szCs w:val="52"/>
-          <w:u w:val="thick"/>
-        </w:rPr>
-        <w:t>2</w:t>
-      </w:r>
-    </w:p>
-    <w:p>
-      <w:pPr>
-        <w:rPr>
-          <w:rFonts w:ascii="Bahnschrift SemiBold" w:hAnsi="Bahnschrift SemiBold" w:cs="Times New Roman"/>
-          <w:sz w:val="52"/>
-          <w:szCs w:val="52"/>
-          <w:u w:val="thick"/>
-        </w:rPr>
-      </w:pPr>
-    </w:p>
     <w:p/>
     <w:p/>
     <w:p/>
@@ -1568,6 +1485,7 @@
   <w:style w:type="character" w:default="1" w:styleId="DefaultParagraphFont">
     <w:name w:val="Default Paragraph Font"/>
     <w:uiPriority w:val="1"/>
+    <w:semiHidden/>
     <w:unhideWhenUsed/>
   </w:style>
   <w:style w:type="table" w:default="1" w:styleId="TableNormal">
